--- a/por/docx/29.content.docx
+++ b/por/docx/29.content.docx
@@ -9460,18 +9460,12 @@
         </w:rPr>
         <w:t xml:space="preserve">. Veja como você traduziu esta expressão semelhante em </w:t>
       </w:r>
-      <w:hyperlink r:id="rId13">
-        <w:r>
-          <w:rPr>
-            <w:lang w:val="pt_PT" w:bidi="pt_PT"/>
-          </w:rPr>
-          <w:rPr>
-            <w:color w:val="0000EE"/>
-            <w:u w:val="single"/>
-          </w:rPr>
-          <w:t>1.19</w:t>
-        </w:r>
-      </w:hyperlink>
+      <w:r>
+        <w:rPr>
+          <w:lang w:val="pt_PT" w:bidi="pt_PT"/>
+        </w:rPr>
+        <w:t>1.19</w:t>
+      </w:r>
       <w:r>
         <w:rPr>
           <w:lang w:val="pt_PT" w:bidi="pt_PT"/>
@@ -10151,18 +10145,12 @@
         </w:rPr>
         <w:t xml:space="preserve">. Veja como você traduziu a mesma expressão em </w:t>
       </w:r>
-      <w:hyperlink r:id="rId14">
-        <w:r>
-          <w:rPr>
-            <w:lang w:val="pt_PT" w:bidi="pt_PT"/>
-          </w:rPr>
-          <w:rPr>
-            <w:color w:val="0000EE"/>
-            <w:u w:val="single"/>
-          </w:rPr>
-          <w:t>1.15</w:t>
-        </w:r>
-      </w:hyperlink>
+      <w:r>
+        <w:rPr>
+          <w:lang w:val="pt_PT" w:bidi="pt_PT"/>
+        </w:rPr>
+        <w:t>1.15</w:t>
+      </w:r>
       <w:r>
         <w:rPr>
           <w:lang w:val="pt_PT" w:bidi="pt_PT"/>
@@ -15483,18 +15471,12 @@
         </w:rPr>
         <w:t xml:space="preserve">. Veja como você traduziu a mesma expressão em </w:t>
       </w:r>
-      <w:hyperlink r:id="rId14">
-        <w:r>
-          <w:rPr>
-            <w:lang w:val="pt_PT" w:bidi="pt_PT"/>
-          </w:rPr>
-          <w:rPr>
-            <w:color w:val="0000EE"/>
-            <w:u w:val="single"/>
-          </w:rPr>
-          <w:t>1.15</w:t>
-        </w:r>
-      </w:hyperlink>
+      <w:r>
+        <w:rPr>
+          <w:lang w:val="pt_PT" w:bidi="pt_PT"/>
+        </w:rPr>
+        <w:t>1.15</w:t>
+      </w:r>
       <w:r>
         <w:rPr>
           <w:lang w:val="pt_PT" w:bidi="pt_PT"/>
@@ -24147,18 +24129,12 @@
         </w:rPr>
         <w:t xml:space="preserve">Veja como você traduziu isso em </w:t>
       </w:r>
-      <w:hyperlink r:id="rId15">
-        <w:r>
-          <w:rPr>
-            <w:lang w:val="pt_PT" w:bidi="pt_PT"/>
-          </w:rPr>
-          <w:rPr>
-            <w:color w:val="0000EE"/>
-            <w:u w:val="single"/>
-          </w:rPr>
-          <w:t>2.28</w:t>
-        </w:r>
-      </w:hyperlink>
+      <w:r>
+        <w:rPr>
+          <w:lang w:val="pt_PT" w:bidi="pt_PT"/>
+        </w:rPr>
+        <w:t>2.28</w:t>
+      </w:r>
       <w:r>
         <w:rPr>
           <w:lang w:val="pt_PT" w:bidi="pt_PT"/>
@@ -24908,18 +24884,12 @@
         </w:rPr>
         <w:t xml:space="preserve">. Veja como você traduziu a expressão semelhante em </w:t>
       </w:r>
-      <w:hyperlink r:id="rId14">
-        <w:r>
-          <w:rPr>
-            <w:lang w:val="pt_PT" w:bidi="pt_PT"/>
-          </w:rPr>
-          <w:rPr>
-            <w:color w:val="0000EE"/>
-            <w:u w:val="single"/>
-          </w:rPr>
-          <w:t>1.15</w:t>
-        </w:r>
-      </w:hyperlink>
+      <w:r>
+        <w:rPr>
+          <w:lang w:val="pt_PT" w:bidi="pt_PT"/>
+        </w:rPr>
+        <w:t>1.15</w:t>
+      </w:r>
       <w:r>
         <w:rPr>
           <w:lang w:val="pt_PT" w:bidi="pt_PT"/>
@@ -28147,18 +28117,12 @@
         </w:rPr>
         <w:t xml:space="preserve"> em </w:t>
       </w:r>
-      <w:hyperlink r:id="rId16">
-        <w:r>
-          <w:rPr>
-            <w:lang w:val="pt_PT" w:bidi="pt_PT"/>
-          </w:rPr>
-          <w:rPr>
-            <w:color w:val="0000EE"/>
-            <w:u w:val="single"/>
-          </w:rPr>
-          <w:t>2.23</w:t>
-        </w:r>
-      </w:hyperlink>
+      <w:r>
+        <w:rPr>
+          <w:lang w:val="pt_PT" w:bidi="pt_PT"/>
+        </w:rPr>
+        <w:t>2.23</w:t>
+      </w:r>
       <w:r>
         <w:rPr>
           <w:lang w:val="pt_PT" w:bidi="pt_PT"/>
@@ -28666,18 +28630,12 @@
         </w:rPr>
         <w:t xml:space="preserve"> Como em </w:t>
       </w:r>
-      <w:hyperlink r:id="rId17">
-        <w:r>
-          <w:rPr>
-            <w:lang w:val="pt_PT" w:bidi="pt_PT"/>
-          </w:rPr>
-          <w:rPr>
-            <w:color w:val="0000EE"/>
-            <w:u w:val="single"/>
-          </w:rPr>
-          <w:t>2.19</w:t>
-        </w:r>
-      </w:hyperlink>
+      <w:r>
+        <w:rPr>
+          <w:lang w:val="pt_PT" w:bidi="pt_PT"/>
+        </w:rPr>
+        <w:t>2.19</w:t>
+      </w:r>
       <w:r>
         <w:rPr>
           <w:lang w:val="pt_PT" w:bidi="pt_PT"/>
@@ -28956,18 +28914,12 @@
         </w:rPr>
         <w:t xml:space="preserve"> Veja como você traduziu a mesma expressão em </w:t>
       </w:r>
-      <w:hyperlink r:id="rId18">
-        <w:r>
-          <w:rPr>
-            <w:lang w:val="pt_PT" w:bidi="pt_PT"/>
-          </w:rPr>
-          <w:rPr>
-            <w:color w:val="0000EE"/>
-            <w:u w:val="single"/>
-          </w:rPr>
-          <w:t>3.4</w:t>
-        </w:r>
-      </w:hyperlink>
+      <w:r>
+        <w:rPr>
+          <w:lang w:val="pt_PT" w:bidi="pt_PT"/>
+        </w:rPr>
+        <w:t>3.4</w:t>
+      </w:r>
       <w:r>
         <w:rPr>
           <w:lang w:val="pt_PT" w:bidi="pt_PT"/>
@@ -30969,18 +30921,12 @@
         </w:rPr>
         <w:t xml:space="preserve">Veja como você traduziu esse nome em </w:t>
       </w:r>
-      <w:hyperlink r:id="rId19">
-        <w:r>
-          <w:rPr>
-            <w:lang w:val="pt_PT" w:bidi="pt_PT"/>
-          </w:rPr>
-          <w:rPr>
-            <w:color w:val="0000EE"/>
-            <w:u w:val="single"/>
-          </w:rPr>
-          <w:t>3.2</w:t>
-        </w:r>
-      </w:hyperlink>
+      <w:r>
+        <w:rPr>
+          <w:lang w:val="pt_PT" w:bidi="pt_PT"/>
+        </w:rPr>
+        <w:t>3.2</w:t>
+      </w:r>
       <w:r>
         <w:rPr>
           <w:lang w:val="pt_PT" w:bidi="pt_PT"/>
@@ -31675,18 +31621,12 @@
         </w:rPr>
         <w:t xml:space="preserve">. Use a forma plural na sua tradução, se o seu idioma fizer essa distinção. Esses imperativos parecem estar se dirigindo aos “soldados” mencionados em </w:t>
       </w:r>
-      <w:hyperlink r:id="rId20">
-        <w:r>
-          <w:rPr>
-            <w:lang w:val="pt_PT" w:bidi="pt_PT"/>
-          </w:rPr>
-          <w:rPr>
-            <w:color w:val="0000EE"/>
-            <w:u w:val="single"/>
-          </w:rPr>
-          <w:t>3.11</w:t>
-        </w:r>
-      </w:hyperlink>
+      <w:r>
+        <w:rPr>
+          <w:lang w:val="pt_PT" w:bidi="pt_PT"/>
+        </w:rPr>
+        <w:t>3.11</w:t>
+      </w:r>
       <w:r>
         <w:rPr>
           <w:lang w:val="pt_PT" w:bidi="pt_PT"/>
@@ -32435,18 +32375,12 @@
         </w:rPr>
         <w:t xml:space="preserve">Essas são as mesmas frases de </w:t>
       </w:r>
-      <w:hyperlink r:id="rId21">
-        <w:r>
-          <w:rPr>
-            <w:lang w:val="pt_PT" w:bidi="pt_PT"/>
-          </w:rPr>
-          <w:rPr>
-            <w:color w:val="0000EE"/>
-            <w:u w:val="single"/>
-          </w:rPr>
-          <w:t>2.10</w:t>
-        </w:r>
-      </w:hyperlink>
+      <w:r>
+        <w:rPr>
+          <w:lang w:val="pt_PT" w:bidi="pt_PT"/>
+        </w:rPr>
+        <w:t>2.10</w:t>
+      </w:r>
       <w:r>
         <w:rPr>
           <w:lang w:val="pt_PT" w:bidi="pt_PT"/>
@@ -32583,18 +32517,12 @@
         </w:rPr>
         <w:t xml:space="preserve">Veja como você traduziu a mesma expressão em </w:t>
       </w:r>
-      <w:hyperlink r:id="rId21">
-        <w:r>
-          <w:rPr>
-            <w:lang w:val="pt_PT" w:bidi="pt_PT"/>
-          </w:rPr>
-          <w:rPr>
-            <w:color w:val="0000EE"/>
-            <w:u w:val="single"/>
-          </w:rPr>
-          <w:t>2.10</w:t>
-        </w:r>
-      </w:hyperlink>
+      <w:r>
+        <w:rPr>
+          <w:lang w:val="pt_PT" w:bidi="pt_PT"/>
+        </w:rPr>
+        <w:t>2.10</w:t>
+      </w:r>
       <w:r>
         <w:rPr>
           <w:lang w:val="pt_PT" w:bidi="pt_PT"/>
@@ -33155,18 +33083,12 @@
         </w:rPr>
         <w:t xml:space="preserve"> em </w:t>
       </w:r>
-      <w:hyperlink r:id="rId16">
-        <w:r>
-          <w:rPr>
-            <w:lang w:val="pt_PT" w:bidi="pt_PT"/>
-          </w:rPr>
-          <w:rPr>
-            <w:color w:val="0000EE"/>
-            <w:u w:val="single"/>
-          </w:rPr>
-          <w:t>2.23</w:t>
-        </w:r>
-      </w:hyperlink>
+      <w:r>
+        <w:rPr>
+          <w:lang w:val="pt_PT" w:bidi="pt_PT"/>
+        </w:rPr>
+        <w:t>2.23</w:t>
+      </w:r>
       <w:r>
         <w:rPr>
           <w:lang w:val="pt_PT" w:bidi="pt_PT"/>
@@ -34202,18 +34124,12 @@
         </w:rPr>
         <w:t xml:space="preserve">. Veja como você traduziu a mesma expressão em </w:t>
       </w:r>
-      <w:hyperlink r:id="rId22">
-        <w:r>
-          <w:rPr>
-            <w:lang w:val="pt_PT" w:bidi="pt_PT"/>
-          </w:rPr>
-          <w:rPr>
-            <w:color w:val="0000EE"/>
-            <w:u w:val="single"/>
-          </w:rPr>
-          <w:t>1.9</w:t>
-        </w:r>
-      </w:hyperlink>
+      <w:r>
+        <w:rPr>
+          <w:lang w:val="pt_PT" w:bidi="pt_PT"/>
+        </w:rPr>
+        <w:t>1.9</w:t>
+      </w:r>
       <w:r>
         <w:rPr>
           <w:lang w:val="pt_PT" w:bidi="pt_PT"/>
@@ -35345,18 +35261,12 @@
         </w:rPr>
         <w:t xml:space="preserve">. Como a expressão em </w:t>
       </w:r>
-      <w:hyperlink r:id="rId23">
-        <w:r>
-          <w:rPr>
-            <w:lang w:val="pt_PT" w:bidi="pt_PT"/>
-          </w:rPr>
-          <w:rPr>
-            <w:color w:val="0000EE"/>
-            <w:u w:val="single"/>
-          </w:rPr>
-          <w:t>2.2</w:t>
-        </w:r>
-      </w:hyperlink>
+      <w:r>
+        <w:rPr>
+          <w:lang w:val="pt_PT" w:bidi="pt_PT"/>
+        </w:rPr>
+        <w:t>2.2</w:t>
+      </w:r>
       <w:r>
         <w:rPr>
           <w:lang w:val="pt_PT" w:bidi="pt_PT"/>
